--- a/generated/sources/systems/planning/sop_minutes/2026-09-07_SOP_FW26_minutes.docx
+++ b/generated/sources/systems/planning/sop_minutes/2026-09-07_SOP_FW26_minutes.docx
@@ -67,7 +67,7 @@
         <w:pStyle w:val="ListBullet"/>
       </w:pPr>
       <w:r>
-        <w:t>Prima settimana: ILVARO nero parte forte, AMBRINE marrone vende meglio del previsto a Milano e Parigi. Split colore AMBRINE era 70/30 nero/marrone (EMEA 120 vs 61 pz). Galli: "il marrone è IL colore quest'anno, abbiamo sbagliato lo split". Marini verifica se il fornitore (Romarta) può fare un piccolo riassortimento sulle taglie piccole.</w:t>
+        <w:t>Prima settimana: IRIDIA nero parte forte, AMALIA marrone vende meglio del previsto a Milano e Parigi. Split colore AMALIA era 70/30 nero/marrone (EMEA 120 vs 61 pz). Galli: "il marrone è IL colore quest'anno, abbiamo sbagliato lo split". Marini verifica se il fornitore (Romarta) può fare un piccolo riassortimento sulle taglie piccole.</w:t>
       </w:r>
     </w:p>
     <w:p>
@@ -75,7 +75,7 @@
         <w:pStyle w:val="ListBullet"/>
       </w:pPr>
       <w:r>
-        <w:t>ILVARO rosa cipria (510): partenza lenta, in linea con il piano prudenziale (buy 20% del totale ILVARO).</w:t>
+        <w:t>IRIDIA rosa cipria (510): partenza lenta, in linea con il piano prudenziale (buy 20% del totale IRIDIA).</w:t>
       </w:r>
     </w:p>
     <w:p>
@@ -83,7 +83,7 @@
         <w:pStyle w:val="Heading2"/>
       </w:pPr>
       <w:r>
-        <w:t>2. MAIRE nero – copertura DC</w:t>
+        <w:t>2. AUREA nero – copertura DC</w:t>
       </w:r>
     </w:p>
     <w:p>
@@ -91,7 +91,7 @@
         <w:pStyle w:val="ListBullet"/>
       </w:pPr>
       <w:r>
-        <w:t>M. Re: a IT10 restano circa 105 pz di MAIRE 999, copertura fino a sabato 12/09 circa ai ritmi attuali. HK30 ~175 pz, US20 ~30 pz.</w:t>
+        <w:t>M. Re: a IT10 restano circa 105 pz di AUREA 999, copertura fino a sabato 12/09 circa ai ritmi attuali. HK30 ~175 pz, US20 ~30 pz.</w:t>
       </w:r>
     </w:p>
     <w:p>
@@ -124,7 +124,7 @@
         <w:pStyle w:val="Heading2"/>
       </w:pPr>
       <w:r>
-        <w:t>3. Genius POLARIS (lancio 24/09)</w:t>
+        <w:t>3. Couture ASTRA (lancio 24/09)</w:t>
       </w:r>
     </w:p>
     <w:p>
@@ -132,7 +132,7 @@
         <w:pStyle w:val="ListBullet"/>
       </w:pPr>
       <w:r>
-        <w:t>Allocazione già chiusa con l'ipotesi "come drop Genius FW25" su tutte le regioni (fattore 1.0, profilo CN/HK). Kowalski chiede se ha senso per gli US con un prezzo così alto: "our clients didn't love the last Genius drop". Bellini: lasciamo così, rivediamo dopo la prima settimana.</w:t>
+        <w:t>Allocazione già chiusa con l'ipotesi "come drop Couture FW25" su tutte le regioni (fattore 1.0, profilo CN/HK). Kowalski chiede se ha senso per gli US con un prezzo così alto: "our clients didn't love the last Couture drop". Bellini: lasciamo così, rivediamo dopo la prima settimana.</w:t>
       </w:r>
     </w:p>
     <w:p>
@@ -156,7 +156,7 @@
         <w:pStyle w:val="ListBullet"/>
       </w:pPr>
       <w:r>
-        <w:t>Previsto +30/40% turisti cinesi a Milano e Parigi (nuovi voli Chengdu–Milano). Sartori chiede copertura extra su MIL01/PAR01 per icone (MAYA, MAIRE). Conti: il forecast statistico non vede gli eventi, aggiungere override manuale.</w:t>
+        <w:t>Previsto +30/40% turisti cinesi a Milano e Parigi (nuovi voli Chengdu–Milano). Sartori chiede copertura extra su MIL01/PAR01 per icone (NOVA, AUREA). Conti: il forecast statistico non vede gli eventi, aggiungere override manuale.</w:t>
       </w:r>
     </w:p>
     <w:p>
@@ -292,7 +292,7 @@
           </w:tcPr>
           <w:p>
             <w:r>
-              <w:t>Sollecito fornitore MAIRE nero (tessuto)</w:t>
+              <w:t>Sollecito fornitore AUREA nero (tessuto)</w:t>
             </w:r>
           </w:p>
         </w:tc>
@@ -334,7 +334,7 @@
           </w:tcPr>
           <w:p>
             <w:r>
-              <w:t>Verifica riassortimento AMBRINE marrone taglie 0-2</w:t>
+              <w:t>Verifica riassortimento AMALIA marrone taglie 0-2</w:t>
             </w:r>
           </w:p>
         </w:tc>
